--- a/Models/SA/2026_Modèle_SA_Décl_Imm_Rc.docx
+++ b/Models/SA/2026_Modèle_SA_Décl_Imm_Rc.docx
@@ -112,7 +112,7 @@
           <w:rFonts w:ascii="Aptos" w:hAnsi="Aptos"/>
           <w:b/>
         </w:rPr>
-        <w:t>{{TRIBUNAL}}</w:t>
+        <w:t>{{TRIBUNAL_COMPETENT}}</w:t>
       </w:r>
     </w:p>
     <w:p>
@@ -473,7 +473,7 @@
           <w:b/>
           <w:bCs/>
         </w:rPr>
-        <w:t>{{DEN_STE}} {{FORME_JUR}}</w:t>
+        <w:t>{{DENOMINATION_SOCIALE}} {{FORME_JURIDIQUE}}</w:t>
       </w:r>
       <w:r>
         <w:rPr>
@@ -806,7 +806,7 @@
           <w:b/>
           <w:bCs/>
         </w:rPr>
-        <w:t>{{DEN_STE}}</w:t>
+        <w:t>{{DENOMINATION_SOCIALE}}</w:t>
       </w:r>
       <w:r>
         <w:rPr>
@@ -871,7 +871,7 @@
           <w:b/>
           <w:bCs/>
         </w:rPr>
-        <w:t>{{DATE_ICE}}</w:t>
+        <w:t>{{DATE_IMMATRICULATION_ICE}}</w:t>
       </w:r>
       <w:r>
         <w:rPr>
@@ -1014,7 +1014,7 @@
           <w:sz w:val="22"/>
           <w:szCs w:val="22"/>
         </w:rPr>
-        <w:t>{{STE_ADRESS}}</w:t>
+        <w:t>{{ADRESSE_SIEGE_SOCIAL}}</w:t>
       </w:r>
       <w:r>
         <w:rPr>
@@ -1543,7 +1543,7 @@
                 <w:b/>
                 <w:bCs/>
               </w:rPr>
-              <w:t>{{CIVIL}} {{PRENOM}} {{NOM}}</w:t>
+              <w:t>{{CIVILITE_ASSOCIE}} {{PRENOM_ASSOCIE}} {{NOM_ASSOCIE}}</w:t>
             </w:r>
           </w:p>
         </w:tc>
@@ -1571,7 +1571,7 @@
                 <w:rFonts w:ascii="Aptos" w:hAnsi="Aptos"/>
                 <w:b/>
               </w:rPr>
-              <w:t>{{DATE_NAISS}} à {{LIEU_NAISS}}</w:t>
+              <w:t>{{DATE_NAISSANCE_ASSOCIE}} à {{LIEU_NAISSANCE_ASSOCIE}}</w:t>
             </w:r>
           </w:p>
         </w:tc>
@@ -1669,7 +1669,7 @@
                 <w:b/>
                 <w:bCs/>
               </w:rPr>
-              <w:t>{{GERANT_ADRESS}}</w:t>
+              <w:t>{{ADRESSE_GERANT}}</w:t>
             </w:r>
           </w:p>
         </w:tc>
@@ -1699,7 +1699,7 @@
                 <w:b/>
                 <w:bCs/>
               </w:rPr>
-              <w:t>{{CIN_NUM}}</w:t>
+              <w:t>{{NUMERO_CIN_ASSOCIE}}</w:t>
             </w:r>
           </w:p>
           <w:p>
@@ -1725,7 +1725,7 @@
                 <w:b/>
                 <w:bCs/>
               </w:rPr>
-              <w:t>{{CIN_VALIDATY}}</w:t>
+              <w:t>{{DATE_VALIDITE_CIN_ASSOCIE}}</w:t>
             </w:r>
           </w:p>
         </w:tc>
@@ -1819,7 +1819,7 @@
           <w:rFonts w:ascii="Aptos" w:hAnsi="Aptos"/>
           <w:b/>
         </w:rPr>
-        <w:t xml:space="preserve">{{CIVIL}} {{PRENOM}} {{NOM}} </w:t>
+        <w:t xml:space="preserve">{{CIVILITE_ASSOCIE}} {{PRENOM_ASSOCIE}} {{NOM_ASSOCIE}} </w:t>
       </w:r>
       <w:r>
         <w:rPr>
@@ -1840,7 +1840,7 @@
           <w:rFonts w:ascii="Aptos" w:hAnsi="Aptos"/>
           <w:b/>
         </w:rPr>
-        <w:t xml:space="preserve">{{DATE_NAISS}} </w:t>
+        <w:t xml:space="preserve">{{DATE_NAISSANCE_ASSOCIE}} </w:t>
       </w:r>
       <w:r>
         <w:rPr>
@@ -1854,7 +1854,7 @@
           <w:rFonts w:ascii="Aptos" w:hAnsi="Aptos"/>
           <w:b/>
         </w:rPr>
-        <w:t xml:space="preserve"> {{LIEU_NAISS}}</w:t>
+        <w:t xml:space="preserve"> {{LIEU_NAISSANCE_ASSOCIE}}</w:t>
       </w:r>
       <w:r>
         <w:rPr>
@@ -1882,7 +1882,7 @@
           <w:rFonts w:ascii="Aptos" w:hAnsi="Aptos"/>
           <w:b/>
         </w:rPr>
-        <w:t>{{GERANT_ADRESS}}</w:t>
+        <w:t>{{ADRESSE_GERANT}}</w:t>
       </w:r>
       <w:r>
         <w:rPr>
@@ -1910,7 +1910,7 @@
           <w:rFonts w:ascii="Aptos" w:hAnsi="Aptos"/>
           <w:b/>
         </w:rPr>
-        <w:t>{{CIN_NUM}}</w:t>
+        <w:t>{{NUMERO_CIN_ASSOCIE}}</w:t>
       </w:r>
       <w:r>
         <w:rPr>
